--- a/Quiz/Lecture 3 Quiz ANS.docx
+++ b/Quiz/Lecture 3 Quiz ANS.docx
@@ -635,6 +635,12 @@
           <w:sz w:val="22"/>
         </w:rPr>
         <w:br/>
+      </w:r>
+      <w:r>
+        <w:rPr>
+          <w:rFonts w:ascii="Times New Roman" w:hAnsi="Times New Roman" w:cs="Times New Roman"/>
+          <w:sz w:val="22"/>
+        </w:rPr>
         <w:t>B) Propagation delay</w:t>
       </w:r>
       <w:r>
@@ -894,7 +900,7 @@
           <w:b/>
           <w:sz w:val="22"/>
         </w:rPr>
-        <w:t>10. What is the main difference between transient overload and persistent overload?</w:t>
+        <w:t>10. What is the difference between transient overload and persistent overload?</w:t>
       </w:r>
       <w:bookmarkEnd w:id="9"/>
     </w:p>
@@ -1216,6 +1222,548 @@
         </w:rPr>
         <w:t>When a router experiences persistent overload and its queue fills up, there is no more buffer space. New arriving packets are dropped rather than queued. This packet loss must be handled by higher-layer protocols.</w:t>
       </w:r>
+    </w:p>
+    <w:p>
+      <w:pPr>
+        <w:spacing w:after="210"/>
+        <w:rPr>
+          <w:rFonts w:ascii="Times New Roman" w:hAnsi="Times New Roman" w:cs="Times New Roman"/>
+          <w:b/>
+          <w:bCs/>
+          <w:sz w:val="22"/>
+        </w:rPr>
+      </w:pPr>
+      <w:r>
+        <w:rPr>
+          <w:rFonts w:ascii="Times New Roman" w:hAnsi="Times New Roman" w:cs="Times New Roman"/>
+          <w:b/>
+          <w:bCs/>
+          <w:sz w:val="22"/>
+        </w:rPr>
+        <w:t>13.</w:t>
+      </w:r>
+      <w:r>
+        <w:rPr>
+          <w:rFonts w:ascii="Times New Roman" w:hAnsi="Times New Roman" w:cs="Times New Roman"/>
+          <w:b/>
+          <w:bCs/>
+          <w:sz w:val="22"/>
+        </w:rPr>
+        <w:t xml:space="preserve"> True or false. </w:t>
+      </w:r>
+      <w:r>
+        <w:rPr>
+          <w:rFonts w:ascii="Times New Roman" w:hAnsi="Times New Roman" w:cs="Times New Roman"/>
+          <w:b/>
+          <w:bCs/>
+          <w:sz w:val="22"/>
+        </w:rPr>
+        <w:t>On a fast cross-continental link (~100Gbps), propagation delay usually dominates end-to-end packet</w:t>
+      </w:r>
+      <w:r>
+        <w:rPr>
+          <w:rFonts w:ascii="Times New Roman" w:hAnsi="Times New Roman" w:cs="Times New Roman"/>
+          <w:b/>
+          <w:bCs/>
+          <w:sz w:val="22"/>
+        </w:rPr>
+        <w:t xml:space="preserve"> </w:t>
+      </w:r>
+      <w:r>
+        <w:rPr>
+          <w:rFonts w:ascii="Times New Roman" w:hAnsi="Times New Roman" w:cs="Times New Roman"/>
+          <w:b/>
+          <w:bCs/>
+          <w:sz w:val="22"/>
+        </w:rPr>
+        <w:t>delay (Most messages are smaller than 100MB).</w:t>
+      </w:r>
+    </w:p>
+    <w:p>
+      <w:pPr>
+        <w:spacing w:after="210"/>
+        <w:rPr>
+          <w:rFonts w:ascii="Times New Roman" w:hAnsi="Times New Roman" w:cs="Times New Roman"/>
+          <w:sz w:val="22"/>
+        </w:rPr>
+      </w:pPr>
+      <w:r>
+        <w:rPr>
+          <w:rFonts w:ascii="Times New Roman" w:hAnsi="Times New Roman" w:cs="Times New Roman"/>
+          <w:b/>
+          <w:bCs/>
+          <w:sz w:val="22"/>
+        </w:rPr>
+        <w:t xml:space="preserve">ANS: </w:t>
+      </w:r>
+      <w:r>
+        <w:rPr>
+          <w:rFonts w:ascii="Times New Roman" w:hAnsi="Times New Roman" w:cs="Times New Roman"/>
+          <w:b/>
+          <w:bCs/>
+          <w:sz w:val="22"/>
+        </w:rPr>
+        <w:t>True.</w:t>
+      </w:r>
+      <w:r>
+        <w:rPr>
+          <w:rFonts w:ascii="Times New Roman" w:hAnsi="Times New Roman" w:cs="Times New Roman"/>
+          <w:sz w:val="22"/>
+        </w:rPr>
+        <w:t xml:space="preserve"> On a 100Gbps link, even a 100MB file download would only take 0.008 seconds to get on the</w:t>
+      </w:r>
+      <w:r>
+        <w:rPr>
+          <w:rFonts w:ascii="Times New Roman" w:hAnsi="Times New Roman" w:cs="Times New Roman"/>
+          <w:sz w:val="22"/>
+        </w:rPr>
+        <w:t xml:space="preserve"> </w:t>
+      </w:r>
+      <w:r>
+        <w:rPr>
+          <w:rFonts w:ascii="Times New Roman" w:hAnsi="Times New Roman" w:cs="Times New Roman"/>
+          <w:sz w:val="22"/>
+        </w:rPr>
+        <w:t>wire</w:t>
+      </w:r>
+      <w:r>
+        <w:rPr>
+          <w:rFonts w:ascii="Times New Roman" w:hAnsi="Times New Roman" w:cs="Times New Roman"/>
+          <w:sz w:val="22"/>
+        </w:rPr>
+        <w:t xml:space="preserve"> (transmission delay)</w:t>
+      </w:r>
+      <w:r>
+        <w:rPr>
+          <w:rFonts w:ascii="Times New Roman" w:hAnsi="Times New Roman" w:cs="Times New Roman"/>
+          <w:sz w:val="22"/>
+        </w:rPr>
+        <w:t xml:space="preserve">, compared to 0.02 seconds propagation delay from New York </w:t>
+      </w:r>
+      <w:r>
+        <w:rPr>
+          <w:rFonts w:ascii="Times New Roman" w:hAnsi="Times New Roman" w:cs="Times New Roman"/>
+          <w:sz w:val="22"/>
+        </w:rPr>
+        <w:lastRenderedPageBreak/>
+        <w:t>to London (in the best case). Most</w:t>
+      </w:r>
+      <w:r>
+        <w:rPr>
+          <w:rFonts w:ascii="Times New Roman" w:hAnsi="Times New Roman" w:cs="Times New Roman"/>
+          <w:sz w:val="22"/>
+        </w:rPr>
+        <w:t xml:space="preserve"> </w:t>
+      </w:r>
+      <w:r>
+        <w:rPr>
+          <w:rFonts w:ascii="Times New Roman" w:hAnsi="Times New Roman" w:cs="Times New Roman"/>
+          <w:sz w:val="22"/>
+        </w:rPr>
+        <w:t>communications (web page, emails) don’t come close to this size.</w:t>
+      </w:r>
+    </w:p>
+    <w:p>
+      <w:pPr>
+        <w:spacing w:after="210"/>
+        <w:rPr>
+          <w:rFonts w:ascii="Times New Roman" w:hAnsi="Times New Roman" w:cs="Times New Roman"/>
+          <w:sz w:val="22"/>
+        </w:rPr>
+      </w:pPr>
+      <w:r>
+        <w:rPr>
+          <w:rFonts w:ascii="Times New Roman" w:hAnsi="Times New Roman" w:cs="Times New Roman"/>
+          <w:b/>
+          <w:bCs/>
+          <w:sz w:val="22"/>
+        </w:rPr>
+        <w:t>1</w:t>
+      </w:r>
+      <w:r>
+        <w:rPr>
+          <w:rFonts w:ascii="Times New Roman" w:hAnsi="Times New Roman" w:cs="Times New Roman"/>
+          <w:b/>
+          <w:bCs/>
+          <w:sz w:val="22"/>
+        </w:rPr>
+        <w:t>4</w:t>
+      </w:r>
+      <w:r>
+        <w:rPr>
+          <w:rFonts w:ascii="Times New Roman" w:hAnsi="Times New Roman" w:cs="Times New Roman"/>
+          <w:b/>
+          <w:bCs/>
+          <w:sz w:val="22"/>
+        </w:rPr>
+        <w:t xml:space="preserve">. True or false. </w:t>
+      </w:r>
+      <w:r>
+        <w:rPr>
+          <w:rFonts w:ascii="Times New Roman" w:hAnsi="Times New Roman" w:cs="Times New Roman"/>
+          <w:sz w:val="22"/>
+        </w:rPr>
+        <w:t>On the same cross-continental link (~100Gbps), when transferring a 100GB file, propagation delay still</w:t>
+      </w:r>
+      <w:r>
+        <w:rPr>
+          <w:rFonts w:ascii="Times New Roman" w:hAnsi="Times New Roman" w:cs="Times New Roman"/>
+          <w:sz w:val="22"/>
+        </w:rPr>
+        <w:t xml:space="preserve"> </w:t>
+      </w:r>
+      <w:r>
+        <w:rPr>
+          <w:rFonts w:ascii="Times New Roman" w:hAnsi="Times New Roman" w:cs="Times New Roman"/>
+          <w:sz w:val="22"/>
+        </w:rPr>
+        <w:t>dominates end-to-end file delivery.</w:t>
+      </w:r>
+    </w:p>
+    <w:p>
+      <w:pPr>
+        <w:spacing w:after="210"/>
+        <w:rPr>
+          <w:rFonts w:ascii="Times New Roman" w:hAnsi="Times New Roman" w:cs="Times New Roman"/>
+          <w:sz w:val="22"/>
+        </w:rPr>
+      </w:pPr>
+      <w:r>
+        <w:rPr>
+          <w:rFonts w:ascii="Times New Roman" w:hAnsi="Times New Roman" w:cs="Times New Roman"/>
+          <w:b/>
+          <w:bCs/>
+          <w:sz w:val="22"/>
+        </w:rPr>
+        <w:t xml:space="preserve">ANS: </w:t>
+      </w:r>
+      <w:r>
+        <w:rPr>
+          <w:rFonts w:ascii="Times New Roman" w:hAnsi="Times New Roman" w:cs="Times New Roman"/>
+          <w:b/>
+          <w:bCs/>
+          <w:sz w:val="22"/>
+        </w:rPr>
+        <w:t>False</w:t>
+      </w:r>
+      <w:r>
+        <w:rPr>
+          <w:rFonts w:ascii="Times New Roman" w:hAnsi="Times New Roman" w:cs="Times New Roman"/>
+          <w:sz w:val="22"/>
+        </w:rPr>
+        <w:t>. Sending a 100GB file over a 100Gbps link will have 8 seconds transmission delay.</w:t>
+      </w:r>
+    </w:p>
+    <w:p>
+      <w:pPr>
+        <w:spacing w:after="210"/>
+        <w:rPr>
+          <w:rFonts w:ascii="Times New Roman" w:hAnsi="Times New Roman" w:cs="Times New Roman"/>
+          <w:sz w:val="22"/>
+        </w:rPr>
+      </w:pPr>
+      <w:r>
+        <w:rPr>
+          <w:rFonts w:ascii="Times New Roman" w:hAnsi="Times New Roman" w:cs="Times New Roman"/>
+          <w:b/>
+          <w:bCs/>
+          <w:sz w:val="22"/>
+        </w:rPr>
+        <w:t>1</w:t>
+      </w:r>
+      <w:r>
+        <w:rPr>
+          <w:rFonts w:ascii="Times New Roman" w:hAnsi="Times New Roman" w:cs="Times New Roman"/>
+          <w:b/>
+          <w:bCs/>
+          <w:sz w:val="22"/>
+        </w:rPr>
+        <w:t>5</w:t>
+      </w:r>
+      <w:r>
+        <w:rPr>
+          <w:rFonts w:ascii="Times New Roman" w:hAnsi="Times New Roman" w:cs="Times New Roman"/>
+          <w:b/>
+          <w:bCs/>
+          <w:sz w:val="22"/>
+        </w:rPr>
+        <w:t xml:space="preserve">. True or false. </w:t>
+      </w:r>
+      <w:r>
+        <w:rPr>
+          <w:rFonts w:ascii="Times New Roman" w:hAnsi="Times New Roman" w:cs="Times New Roman"/>
+          <w:sz w:val="22"/>
+        </w:rPr>
+        <w:t>C</w:t>
+      </w:r>
+      <w:r>
+        <w:rPr>
+          <w:rFonts w:ascii="Times New Roman" w:hAnsi="Times New Roman" w:cs="Times New Roman"/>
+          <w:sz w:val="22"/>
+        </w:rPr>
+        <w:t>ircuit-switching is adopted by the Internet.</w:t>
+      </w:r>
+    </w:p>
+    <w:p>
+      <w:pPr>
+        <w:spacing w:after="210"/>
+        <w:rPr>
+          <w:rFonts w:ascii="Times New Roman" w:hAnsi="Times New Roman" w:cs="Times New Roman"/>
+          <w:sz w:val="22"/>
+        </w:rPr>
+      </w:pPr>
+      <w:r>
+        <w:rPr>
+          <w:rFonts w:ascii="Times New Roman" w:hAnsi="Times New Roman" w:cs="Times New Roman"/>
+          <w:b/>
+          <w:bCs/>
+          <w:sz w:val="22"/>
+        </w:rPr>
+        <w:t xml:space="preserve">ANS: </w:t>
+      </w:r>
+      <w:r>
+        <w:rPr>
+          <w:rFonts w:ascii="Times New Roman" w:hAnsi="Times New Roman" w:cs="Times New Roman"/>
+          <w:b/>
+          <w:bCs/>
+          <w:sz w:val="22"/>
+        </w:rPr>
+        <w:t>False</w:t>
+      </w:r>
+      <w:r>
+        <w:rPr>
+          <w:rFonts w:ascii="Times New Roman" w:hAnsi="Times New Roman" w:cs="Times New Roman"/>
+          <w:sz w:val="22"/>
+        </w:rPr>
+        <w:t>. Circuit-switching shares bandwidth through reservation. Packet-switching shares bandwidth on</w:t>
+      </w:r>
+      <w:r>
+        <w:rPr>
+          <w:rFonts w:ascii="Times New Roman" w:hAnsi="Times New Roman" w:cs="Times New Roman"/>
+          <w:sz w:val="22"/>
+        </w:rPr>
+        <w:t xml:space="preserve"> </w:t>
+      </w:r>
+      <w:r>
+        <w:rPr>
+          <w:rFonts w:ascii="Times New Roman" w:hAnsi="Times New Roman" w:cs="Times New Roman"/>
+          <w:sz w:val="22"/>
+        </w:rPr>
+        <w:t>demand. Packet-switching is adopted by the Internet.</w:t>
+      </w:r>
+    </w:p>
+    <w:p>
+      <w:pPr>
+        <w:spacing w:after="210"/>
+        <w:rPr>
+          <w:rFonts w:ascii="Times New Roman" w:hAnsi="Times New Roman" w:cs="Times New Roman"/>
+          <w:sz w:val="22"/>
+        </w:rPr>
+      </w:pPr>
+      <w:r>
+        <w:rPr>
+          <w:rFonts w:ascii="Times New Roman" w:hAnsi="Times New Roman" w:cs="Times New Roman"/>
+          <w:b/>
+          <w:bCs/>
+          <w:sz w:val="22"/>
+        </w:rPr>
+        <w:t>1</w:t>
+      </w:r>
+      <w:r>
+        <w:rPr>
+          <w:rFonts w:ascii="Times New Roman" w:hAnsi="Times New Roman" w:cs="Times New Roman"/>
+          <w:b/>
+          <w:bCs/>
+          <w:sz w:val="22"/>
+        </w:rPr>
+        <w:t>6</w:t>
+      </w:r>
+      <w:r>
+        <w:rPr>
+          <w:rFonts w:ascii="Times New Roman" w:hAnsi="Times New Roman" w:cs="Times New Roman"/>
+          <w:b/>
+          <w:bCs/>
+          <w:sz w:val="22"/>
+        </w:rPr>
+        <w:t xml:space="preserve">. True or false. </w:t>
+      </w:r>
+      <w:r>
+        <w:rPr>
+          <w:rFonts w:ascii="Times New Roman" w:hAnsi="Times New Roman" w:cs="Times New Roman"/>
+          <w:sz w:val="22"/>
+        </w:rPr>
+        <w:t>The aggregate (i.e., sum) of peaks is usually much larger than peak of aggregates in terms of bandwidth</w:t>
+      </w:r>
+      <w:r>
+        <w:rPr>
+          <w:rFonts w:ascii="Times New Roman" w:hAnsi="Times New Roman" w:cs="Times New Roman"/>
+          <w:sz w:val="22"/>
+        </w:rPr>
+        <w:t xml:space="preserve"> </w:t>
+      </w:r>
+      <w:r>
+        <w:rPr>
+          <w:rFonts w:ascii="Times New Roman" w:hAnsi="Times New Roman" w:cs="Times New Roman"/>
+          <w:sz w:val="22"/>
+        </w:rPr>
+        <w:t>usage.</w:t>
+      </w:r>
+    </w:p>
+    <w:p>
+      <w:pPr>
+        <w:spacing w:after="210"/>
+        <w:rPr>
+          <w:rFonts w:ascii="Times New Roman" w:hAnsi="Times New Roman" w:cs="Times New Roman"/>
+          <w:sz w:val="22"/>
+        </w:rPr>
+      </w:pPr>
+      <w:r>
+        <w:rPr>
+          <w:rFonts w:ascii="Times New Roman" w:hAnsi="Times New Roman" w:cs="Times New Roman"/>
+          <w:b/>
+          <w:bCs/>
+          <w:sz w:val="22"/>
+        </w:rPr>
+        <w:t xml:space="preserve">ANS: </w:t>
+      </w:r>
+      <w:r>
+        <w:rPr>
+          <w:rFonts w:ascii="Times New Roman" w:hAnsi="Times New Roman" w:cs="Times New Roman"/>
+          <w:b/>
+          <w:bCs/>
+          <w:sz w:val="22"/>
+        </w:rPr>
+        <w:t>True</w:t>
+      </w:r>
+      <w:r>
+        <w:rPr>
+          <w:rFonts w:ascii="Times New Roman" w:hAnsi="Times New Roman" w:cs="Times New Roman"/>
+          <w:sz w:val="22"/>
+        </w:rPr>
+        <w:t>. Statistical multiplexing leverages this to use available scarce resources more effectively.</w:t>
+      </w:r>
+    </w:p>
+    <w:p>
+      <w:pPr>
+        <w:spacing w:after="210"/>
+        <w:rPr>
+          <w:rFonts w:ascii="Times New Roman" w:hAnsi="Times New Roman" w:cs="Times New Roman"/>
+          <w:sz w:val="22"/>
+        </w:rPr>
+      </w:pPr>
+      <w:r>
+        <w:rPr>
+          <w:rFonts w:ascii="Times New Roman" w:hAnsi="Times New Roman" w:cs="Times New Roman"/>
+          <w:b/>
+          <w:bCs/>
+          <w:sz w:val="22"/>
+        </w:rPr>
+        <w:t>1</w:t>
+      </w:r>
+      <w:r>
+        <w:rPr>
+          <w:rFonts w:ascii="Times New Roman" w:hAnsi="Times New Roman" w:cs="Times New Roman"/>
+          <w:b/>
+          <w:bCs/>
+          <w:sz w:val="22"/>
+        </w:rPr>
+        <w:t>7</w:t>
+      </w:r>
+      <w:r>
+        <w:rPr>
+          <w:rFonts w:ascii="Times New Roman" w:hAnsi="Times New Roman" w:cs="Times New Roman"/>
+          <w:b/>
+          <w:bCs/>
+          <w:sz w:val="22"/>
+        </w:rPr>
+        <w:t xml:space="preserve">. True or false. </w:t>
+      </w:r>
+      <w:r>
+        <w:rPr>
+          <w:rFonts w:ascii="Times New Roman" w:hAnsi="Times New Roman" w:cs="Times New Roman"/>
+          <w:sz w:val="22"/>
+        </w:rPr>
+        <w:t>Bursty traffic (i.e., when packet arrivals are not evenly spaced in time) always leads to queuing delays.</w:t>
+      </w:r>
+      <w:r>
+        <w:rPr>
+          <w:rFonts w:ascii="Times New Roman" w:hAnsi="Times New Roman" w:cs="Times New Roman"/>
+          <w:sz w:val="22"/>
+        </w:rPr>
+        <w:t xml:space="preserve"> </w:t>
+      </w:r>
+    </w:p>
+    <w:p>
+      <w:pPr>
+        <w:spacing w:after="210"/>
+        <w:rPr>
+          <w:rFonts w:ascii="Times New Roman" w:hAnsi="Times New Roman" w:cs="Times New Roman"/>
+          <w:sz w:val="22"/>
+        </w:rPr>
+      </w:pPr>
+      <w:r>
+        <w:rPr>
+          <w:rFonts w:ascii="Times New Roman" w:hAnsi="Times New Roman" w:cs="Times New Roman"/>
+          <w:b/>
+          <w:bCs/>
+          <w:sz w:val="22"/>
+        </w:rPr>
+        <w:t xml:space="preserve">ANS: </w:t>
+      </w:r>
+      <w:r>
+        <w:rPr>
+          <w:rFonts w:ascii="Times New Roman" w:hAnsi="Times New Roman" w:cs="Times New Roman"/>
+          <w:b/>
+          <w:bCs/>
+          <w:sz w:val="22"/>
+        </w:rPr>
+        <w:t>False</w:t>
+      </w:r>
+      <w:r>
+        <w:rPr>
+          <w:rFonts w:ascii="Times New Roman" w:hAnsi="Times New Roman" w:cs="Times New Roman"/>
+          <w:sz w:val="22"/>
+        </w:rPr>
+        <w:t>. Queuing delay happens when arrival rate is larger than transmission rate (ignoring processing</w:t>
+      </w:r>
+      <w:r>
+        <w:rPr>
+          <w:rFonts w:ascii="Times New Roman" w:hAnsi="Times New Roman" w:cs="Times New Roman"/>
+          <w:sz w:val="22"/>
+        </w:rPr>
+        <w:t xml:space="preserve"> </w:t>
+      </w:r>
+      <w:r>
+        <w:rPr>
+          <w:rFonts w:ascii="Times New Roman" w:hAnsi="Times New Roman" w:cs="Times New Roman"/>
+          <w:sz w:val="22"/>
+        </w:rPr>
+        <w:t>delays). Bursty traffic does not necessarily imply arrival rate is larger than ransmission rate. Queuing</w:t>
+      </w:r>
+      <w:r>
+        <w:rPr>
+          <w:rFonts w:ascii="Times New Roman" w:hAnsi="Times New Roman" w:cs="Times New Roman"/>
+          <w:sz w:val="22"/>
+        </w:rPr>
+        <w:t xml:space="preserve"> </w:t>
+      </w:r>
+      <w:r>
+        <w:rPr>
+          <w:rFonts w:ascii="Times New Roman" w:hAnsi="Times New Roman" w:cs="Times New Roman"/>
+          <w:sz w:val="22"/>
+        </w:rPr>
+        <w:t>delay depends on traffic patterns, router internals, and link properties.</w:t>
+      </w:r>
+    </w:p>
+    <w:p>
+      <w:pPr>
+        <w:spacing w:after="210"/>
+        <w:rPr>
+          <w:rFonts w:ascii="Times New Roman" w:hAnsi="Times New Roman" w:cs="Times New Roman"/>
+          <w:sz w:val="22"/>
+          <w:lang w:eastAsia="zh-CN"/>
+        </w:rPr>
+      </w:pPr>
     </w:p>
     <w:sectPr>
       <w:pgSz w:w="12240" w:h="15840"/>
@@ -1231,7 +1779,7 @@
   <w:docDefaults>
     <w:rPrDefault>
       <w:rPr>
-        <w:rFonts w:ascii="Georgia" w:eastAsiaTheme="minorHAnsi" w:hAnsiTheme="minorHAnsi" w:cstheme="minorBidi"/>
+        <w:rFonts w:ascii="Georgia" w:eastAsiaTheme="minorEastAsia" w:hAnsiTheme="minorHAnsi" w:cstheme="minorBidi"/>
         <w:sz w:val="21"/>
         <w:szCs w:val="22"/>
         <w:lang w:val="en-US" w:eastAsia="en-US" w:bidi="ar-SA"/>

--- a/Quiz/Lecture 3 Quiz ANS.docx
+++ b/Quiz/Lecture 3 Quiz ANS.docx
@@ -426,7 +426,25 @@
           <w:sz w:val="22"/>
         </w:rPr>
         <w:lastRenderedPageBreak/>
-        <w:t>5. For an 800-bit packet on a link with bandwidth = 1 Mbps and propagation delay = 1 ms, what is the total packet delay?</w:t>
+        <w:t xml:space="preserve">5. For an 800-bit packet on a link with bandwidth = 1 Mbps and propagation delay = 1 </w:t>
+      </w:r>
+      <w:proofErr w:type="spellStart"/>
+      <w:r>
+        <w:rPr>
+          <w:rFonts w:ascii="Times New Roman" w:hAnsi="Times New Roman" w:cs="Times New Roman"/>
+          <w:b/>
+          <w:sz w:val="22"/>
+        </w:rPr>
+        <w:t>ms</w:t>
+      </w:r>
+      <w:proofErr w:type="spellEnd"/>
+      <w:r>
+        <w:rPr>
+          <w:rFonts w:ascii="Times New Roman" w:hAnsi="Times New Roman" w:cs="Times New Roman"/>
+          <w:b/>
+          <w:sz w:val="22"/>
+        </w:rPr>
+        <w:t>, what is the total packet delay?</w:t>
       </w:r>
       <w:bookmarkEnd w:id="4"/>
     </w:p>
@@ -443,32 +461,68 @@
           <w:rFonts w:ascii="Times New Roman" w:hAnsi="Times New Roman" w:cs="Times New Roman"/>
           <w:sz w:val="22"/>
         </w:rPr>
-        <w:t>A) 0.0008 ms</w:t>
-      </w:r>
-      <w:r>
-        <w:rPr>
-          <w:rFonts w:ascii="Times New Roman" w:hAnsi="Times New Roman" w:cs="Times New Roman"/>
-          <w:sz w:val="22"/>
-        </w:rPr>
-        <w:br/>
-        <w:t>B) 0.8 ms</w:t>
-      </w:r>
-      <w:r>
-        <w:rPr>
-          <w:rFonts w:ascii="Times New Roman" w:hAnsi="Times New Roman" w:cs="Times New Roman"/>
-          <w:sz w:val="22"/>
-        </w:rPr>
-        <w:br/>
-        <w:t>C) 1.8 ms</w:t>
-      </w:r>
-      <w:r>
-        <w:rPr>
-          <w:rFonts w:ascii="Times New Roman" w:hAnsi="Times New Roman" w:cs="Times New Roman"/>
-          <w:sz w:val="22"/>
-        </w:rPr>
-        <w:br/>
-        <w:t>D) 1.0008 ms</w:t>
-      </w:r>
+        <w:t xml:space="preserve">A) 0.0008 </w:t>
+      </w:r>
+      <w:proofErr w:type="spellStart"/>
+      <w:r>
+        <w:rPr>
+          <w:rFonts w:ascii="Times New Roman" w:hAnsi="Times New Roman" w:cs="Times New Roman"/>
+          <w:sz w:val="22"/>
+        </w:rPr>
+        <w:t>ms</w:t>
+      </w:r>
+      <w:proofErr w:type="spellEnd"/>
+      <w:r>
+        <w:rPr>
+          <w:rFonts w:ascii="Times New Roman" w:hAnsi="Times New Roman" w:cs="Times New Roman"/>
+          <w:sz w:val="22"/>
+        </w:rPr>
+        <w:br/>
+        <w:t xml:space="preserve">B) 0.8 </w:t>
+      </w:r>
+      <w:proofErr w:type="spellStart"/>
+      <w:r>
+        <w:rPr>
+          <w:rFonts w:ascii="Times New Roman" w:hAnsi="Times New Roman" w:cs="Times New Roman"/>
+          <w:sz w:val="22"/>
+        </w:rPr>
+        <w:t>ms</w:t>
+      </w:r>
+      <w:proofErr w:type="spellEnd"/>
+      <w:r>
+        <w:rPr>
+          <w:rFonts w:ascii="Times New Roman" w:hAnsi="Times New Roman" w:cs="Times New Roman"/>
+          <w:sz w:val="22"/>
+        </w:rPr>
+        <w:br/>
+        <w:t xml:space="preserve">C) 1.8 </w:t>
+      </w:r>
+      <w:proofErr w:type="spellStart"/>
+      <w:r>
+        <w:rPr>
+          <w:rFonts w:ascii="Times New Roman" w:hAnsi="Times New Roman" w:cs="Times New Roman"/>
+          <w:sz w:val="22"/>
+        </w:rPr>
+        <w:t>ms</w:t>
+      </w:r>
+      <w:proofErr w:type="spellEnd"/>
+      <w:r>
+        <w:rPr>
+          <w:rFonts w:ascii="Times New Roman" w:hAnsi="Times New Roman" w:cs="Times New Roman"/>
+          <w:sz w:val="22"/>
+        </w:rPr>
+        <w:br/>
+        <w:t xml:space="preserve">D) 1.0008 </w:t>
+      </w:r>
+      <w:proofErr w:type="spellStart"/>
+      <w:r>
+        <w:rPr>
+          <w:rFonts w:ascii="Times New Roman" w:hAnsi="Times New Roman" w:cs="Times New Roman"/>
+          <w:sz w:val="22"/>
+        </w:rPr>
+        <w:t>ms</w:t>
+      </w:r>
+      <w:proofErr w:type="spellEnd"/>
     </w:p>
     <w:p>
       <w:pPr>
@@ -500,8 +554,49 @@
           <w:rFonts w:ascii="Times New Roman" w:hAnsi="Times New Roman" w:cs="Times New Roman"/>
           <w:sz w:val="22"/>
         </w:rPr>
-        <w:t>Total packet delay = transmission delay + propagation delay. Transmission delay = 800 bits / 1,000,000 bps = 0.0008 seconds = 0.8 ms. Propagation delay = 1 ms. Total = 0.8 + 1.0 = 1.8 ms.</w:t>
-      </w:r>
+        <w:t xml:space="preserve">Total packet delay = transmission delay + propagation delay. Transmission delay = 800 bits / 1,000,000 bps = 0.0008 seconds = 0.8 </w:t>
+      </w:r>
+      <w:proofErr w:type="spellStart"/>
+      <w:r>
+        <w:rPr>
+          <w:rFonts w:ascii="Times New Roman" w:hAnsi="Times New Roman" w:cs="Times New Roman"/>
+          <w:sz w:val="22"/>
+        </w:rPr>
+        <w:t>ms.</w:t>
+      </w:r>
+      <w:proofErr w:type="spellEnd"/>
+      <w:r>
+        <w:rPr>
+          <w:rFonts w:ascii="Times New Roman" w:hAnsi="Times New Roman" w:cs="Times New Roman"/>
+          <w:sz w:val="22"/>
+        </w:rPr>
+        <w:t xml:space="preserve"> Propagation delay = 1 </w:t>
+      </w:r>
+      <w:proofErr w:type="spellStart"/>
+      <w:r>
+        <w:rPr>
+          <w:rFonts w:ascii="Times New Roman" w:hAnsi="Times New Roman" w:cs="Times New Roman"/>
+          <w:sz w:val="22"/>
+        </w:rPr>
+        <w:t>ms.</w:t>
+      </w:r>
+      <w:proofErr w:type="spellEnd"/>
+      <w:r>
+        <w:rPr>
+          <w:rFonts w:ascii="Times New Roman" w:hAnsi="Times New Roman" w:cs="Times New Roman"/>
+          <w:sz w:val="22"/>
+        </w:rPr>
+        <w:t xml:space="preserve"> Total = 0.8 + 1.0 = 1.8 </w:t>
+      </w:r>
+      <w:proofErr w:type="spellStart"/>
+      <w:r>
+        <w:rPr>
+          <w:rFonts w:ascii="Times New Roman" w:hAnsi="Times New Roman" w:cs="Times New Roman"/>
+          <w:sz w:val="22"/>
+        </w:rPr>
+        <w:t>ms.</w:t>
+      </w:r>
+      <w:proofErr w:type="spellEnd"/>
     </w:p>
     <w:p>
       <w:pPr>
@@ -789,7 +884,39 @@
           <w:rFonts w:ascii="Times New Roman" w:hAnsi="Times New Roman" w:cs="Times New Roman"/>
           <w:sz w:val="22"/>
         </w:rPr>
-        <w:t>For large packets, the transmission delay becomes the dominant factor. A link with higher bandwidth will have lower transmission delay, making it better for large packets, even if it has longer propagation delay.</w:t>
+        <w:t xml:space="preserve">For large packets, the transmission delay becomes the dominant factor. A link with higher bandwidth will have lower transmission </w:t>
+      </w:r>
+      <w:proofErr w:type="gramStart"/>
+      <w:r>
+        <w:rPr>
+          <w:rFonts w:ascii="Times New Roman" w:hAnsi="Times New Roman" w:cs="Times New Roman"/>
+          <w:sz w:val="22"/>
+        </w:rPr>
+        <w:t>delay</w:t>
+      </w:r>
+      <w:proofErr w:type="gramEnd"/>
+      <w:r>
+        <w:rPr>
+          <w:rFonts w:ascii="Times New Roman" w:hAnsi="Times New Roman" w:cs="Times New Roman"/>
+          <w:sz w:val="22"/>
+        </w:rPr>
+        <w:t xml:space="preserve">, making it better for large packets, even if it has longer propagation </w:t>
+      </w:r>
+      <w:proofErr w:type="gramStart"/>
+      <w:r>
+        <w:rPr>
+          <w:rFonts w:ascii="Times New Roman" w:hAnsi="Times New Roman" w:cs="Times New Roman"/>
+          <w:sz w:val="22"/>
+        </w:rPr>
+        <w:t>delay</w:t>
+      </w:r>
+      <w:proofErr w:type="gramEnd"/>
+      <w:r>
+        <w:rPr>
+          <w:rFonts w:ascii="Times New Roman" w:hAnsi="Times New Roman" w:cs="Times New Roman"/>
+          <w:sz w:val="22"/>
+        </w:rPr>
+        <w:t>.</w:t>
       </w:r>
     </w:p>
     <w:p>
@@ -882,7 +1009,23 @@
           <w:rFonts w:ascii="Times New Roman" w:hAnsi="Times New Roman" w:cs="Times New Roman"/>
           <w:sz w:val="22"/>
         </w:rPr>
-        <w:t>Transient overload occurs when two or more packets arrive at a router at the same time. Since the router cannot process both simultaneously, it queues one packet for later processing. This is temporary and fairly common.</w:t>
+        <w:t xml:space="preserve">Transient overload occurs when two or more packets arrive at a router at the same time. Since the router cannot process both simultaneously, it queues one packet for later processing. This is temporary and </w:t>
+      </w:r>
+      <w:proofErr w:type="gramStart"/>
+      <w:r>
+        <w:rPr>
+          <w:rFonts w:ascii="Times New Roman" w:hAnsi="Times New Roman" w:cs="Times New Roman"/>
+          <w:sz w:val="22"/>
+        </w:rPr>
+        <w:t>fairly common</w:t>
+      </w:r>
+      <w:proofErr w:type="gramEnd"/>
+      <w:r>
+        <w:rPr>
+          <w:rFonts w:ascii="Times New Roman" w:hAnsi="Times New Roman" w:cs="Times New Roman"/>
+          <w:sz w:val="22"/>
+        </w:rPr>
+        <w:t>.</w:t>
       </w:r>
     </w:p>
     <w:p>
@@ -1096,7 +1239,23 @@
           <w:rFonts w:ascii="Times New Roman" w:hAnsi="Times New Roman" w:cs="Times New Roman"/>
           <w:sz w:val="22"/>
         </w:rPr>
-        <w:t>Total packet delay consists of: transmission delay (time to put packet on link), propagation delay (time for packet to travel), and queuing delay (time packet spends waiting in a router queue).</w:t>
+        <w:t xml:space="preserve">Total packet delay consists </w:t>
+      </w:r>
+      <w:proofErr w:type="gramStart"/>
+      <w:r>
+        <w:rPr>
+          <w:rFonts w:ascii="Times New Roman" w:hAnsi="Times New Roman" w:cs="Times New Roman"/>
+          <w:sz w:val="22"/>
+        </w:rPr>
+        <w:t>of:</w:t>
+      </w:r>
+      <w:proofErr w:type="gramEnd"/>
+      <w:r>
+        <w:rPr>
+          <w:rFonts w:ascii="Times New Roman" w:hAnsi="Times New Roman" w:cs="Times New Roman"/>
+          <w:sz w:val="22"/>
+        </w:rPr>
+        <w:t xml:space="preserve"> transmission delay (time to put packet on link), propagation delay (time for packet to travel), and queuing delay (time packet spends waiting in a router queue).</w:t>
       </w:r>
     </w:p>
     <w:p>
@@ -1220,7 +1379,39 @@
           <w:rFonts w:ascii="Times New Roman" w:hAnsi="Times New Roman" w:cs="Times New Roman"/>
           <w:sz w:val="22"/>
         </w:rPr>
-        <w:t>When a router experiences persistent overload and its queue fills up, there is no more buffer space. New arriving packets are dropped rather than queued. This packet loss must be handled by higher-layer protocols.</w:t>
+        <w:t xml:space="preserve">When a router experiences persistent overload and its queue </w:t>
+      </w:r>
+      <w:proofErr w:type="gramStart"/>
+      <w:r>
+        <w:rPr>
+          <w:rFonts w:ascii="Times New Roman" w:hAnsi="Times New Roman" w:cs="Times New Roman"/>
+          <w:sz w:val="22"/>
+        </w:rPr>
+        <w:t>fills</w:t>
+      </w:r>
+      <w:proofErr w:type="gramEnd"/>
+      <w:r>
+        <w:rPr>
+          <w:rFonts w:ascii="Times New Roman" w:hAnsi="Times New Roman" w:cs="Times New Roman"/>
+          <w:sz w:val="22"/>
+        </w:rPr>
+        <w:t xml:space="preserve"> up, there is no </w:t>
+      </w:r>
+      <w:proofErr w:type="gramStart"/>
+      <w:r>
+        <w:rPr>
+          <w:rFonts w:ascii="Times New Roman" w:hAnsi="Times New Roman" w:cs="Times New Roman"/>
+          <w:sz w:val="22"/>
+        </w:rPr>
+        <w:t>more buffer</w:t>
+      </w:r>
+      <w:proofErr w:type="gramEnd"/>
+      <w:r>
+        <w:rPr>
+          <w:rFonts w:ascii="Times New Roman" w:hAnsi="Times New Roman" w:cs="Times New Roman"/>
+          <w:sz w:val="22"/>
+        </w:rPr>
+        <w:t xml:space="preserve"> space. New arriving packets are dropped rather than queued. This packet loss must be handled by higher-layer protocols.</w:t>
       </w:r>
     </w:p>
     <w:p>
@@ -1451,7 +1642,23 @@
           <w:rFonts w:ascii="Times New Roman" w:hAnsi="Times New Roman" w:cs="Times New Roman"/>
           <w:sz w:val="22"/>
         </w:rPr>
-        <w:t>. Sending a 100GB file over a 100Gbps link will have 8 seconds transmission delay.</w:t>
+        <w:t xml:space="preserve">. Sending a 100GB file over a 100Gbps link will have </w:t>
+      </w:r>
+      <w:proofErr w:type="gramStart"/>
+      <w:r>
+        <w:rPr>
+          <w:rFonts w:ascii="Times New Roman" w:hAnsi="Times New Roman" w:cs="Times New Roman"/>
+          <w:sz w:val="22"/>
+        </w:rPr>
+        <w:t>8 seconds</w:t>
+      </w:r>
+      <w:proofErr w:type="gramEnd"/>
+      <w:r>
+        <w:rPr>
+          <w:rFonts w:ascii="Times New Roman" w:hAnsi="Times New Roman" w:cs="Times New Roman"/>
+          <w:sz w:val="22"/>
+        </w:rPr>
+        <w:t xml:space="preserve"> transmission delay.</w:t>
       </w:r>
     </w:p>
     <w:p>
@@ -1683,7 +1890,23 @@
           <w:rFonts w:ascii="Times New Roman" w:hAnsi="Times New Roman" w:cs="Times New Roman"/>
           <w:sz w:val="22"/>
         </w:rPr>
-        <w:t>Bursty traffic (i.e., when packet arrivals are not evenly spaced in time) always leads to queuing delays.</w:t>
+        <w:t xml:space="preserve">Bursty traffic (i.e., when packet arrivals are not evenly spaced in time) always leads to </w:t>
+      </w:r>
+      <w:proofErr w:type="gramStart"/>
+      <w:r>
+        <w:rPr>
+          <w:rFonts w:ascii="Times New Roman" w:hAnsi="Times New Roman" w:cs="Times New Roman"/>
+          <w:sz w:val="22"/>
+        </w:rPr>
+        <w:t>queuing</w:t>
+      </w:r>
+      <w:proofErr w:type="gramEnd"/>
+      <w:r>
+        <w:rPr>
+          <w:rFonts w:ascii="Times New Roman" w:hAnsi="Times New Roman" w:cs="Times New Roman"/>
+          <w:sz w:val="22"/>
+        </w:rPr>
+        <w:t xml:space="preserve"> delays.</w:t>
       </w:r>
       <w:r>
         <w:rPr>
@@ -1724,7 +1947,23 @@
           <w:rFonts w:ascii="Times New Roman" w:hAnsi="Times New Roman" w:cs="Times New Roman"/>
           <w:sz w:val="22"/>
         </w:rPr>
-        <w:t>. Queuing delay happens when arrival rate is larger than transmission rate (ignoring processing</w:t>
+        <w:t xml:space="preserve">. Queuing </w:t>
+      </w:r>
+      <w:proofErr w:type="gramStart"/>
+      <w:r>
+        <w:rPr>
+          <w:rFonts w:ascii="Times New Roman" w:hAnsi="Times New Roman" w:cs="Times New Roman"/>
+          <w:sz w:val="22"/>
+        </w:rPr>
+        <w:t>delay happens</w:t>
+      </w:r>
+      <w:proofErr w:type="gramEnd"/>
+      <w:r>
+        <w:rPr>
+          <w:rFonts w:ascii="Times New Roman" w:hAnsi="Times New Roman" w:cs="Times New Roman"/>
+          <w:sz w:val="22"/>
+        </w:rPr>
+        <w:t xml:space="preserve"> when arrival rate is larger than transmission rate (ignoring processing</w:t>
       </w:r>
       <w:r>
         <w:rPr>
@@ -1738,7 +1977,23 @@
           <w:rFonts w:ascii="Times New Roman" w:hAnsi="Times New Roman" w:cs="Times New Roman"/>
           <w:sz w:val="22"/>
         </w:rPr>
-        <w:t>delays). Bursty traffic does not necessarily imply arrival rate is larger than ransmission rate. Queuing</w:t>
+        <w:t xml:space="preserve">delays). Bursty traffic does not necessarily imply arrival rate is larger than </w:t>
+      </w:r>
+      <w:proofErr w:type="spellStart"/>
+      <w:r>
+        <w:rPr>
+          <w:rFonts w:ascii="Times New Roman" w:hAnsi="Times New Roman" w:cs="Times New Roman"/>
+          <w:sz w:val="22"/>
+        </w:rPr>
+        <w:t>ransmission</w:t>
+      </w:r>
+      <w:proofErr w:type="spellEnd"/>
+      <w:r>
+        <w:rPr>
+          <w:rFonts w:ascii="Times New Roman" w:hAnsi="Times New Roman" w:cs="Times New Roman"/>
+          <w:sz w:val="22"/>
+        </w:rPr>
+        <w:t xml:space="preserve"> rate. Queuing</w:t>
       </w:r>
       <w:r>
         <w:rPr>
